--- a/human/tasks/V-05/summary.docx
+++ b/human/tasks/V-05/summary.docx
@@ -143,7 +143,7 @@
     </w:p>
     <w:p>
       <w:r>
-        <w:t>TASK及inputs、execution、evidence、outputs、archive分别归类；当前48用例和检查结果放evidence，不混成最终运行验收。根目录整体收拢仍待其余任务完成。</w:t>
+        <w:t>TASK及inputs、execution、evidence、outputs、archive分别归类；当前48用例和检查结果放evidence，不混成最终运行验收。根目录19/19项已迁入human/agent，当前读取和运行入口已验证，业务签收不变。</w:t>
       </w:r>
     </w:p>
     <w:p>
@@ -202,7 +202,12 @@
     </w:p>
     <w:p>
       <w:r>
-        <w:t>累计22/71包，剩余49，下一U-03。先修Agent执行与输入事实，再生成单包Word和串联审阅；明确路径提交推送，不把规范化标记变成任务DONE。</w:t>
+        <w:t>规范化71/71包、根目录迁移19/19项完成；每包Word由Agent源生成。</w:t>
+      </w:r>
+    </w:p>
+    <w:p>
+      <w:r>
+        <w:t>业务状态READY，原签收与未交付项不变；后续按注册表和实际依赖推进。</w:t>
       </w:r>
     </w:p>
     <w:p>
